--- a/Volume 1/Chapter 06 - RESTful APIs/SPA_Vol1_Ch6_Lesson6_3_Resources_and_Endpoints.docx
+++ b/Volume 1/Chapter 06 - RESTful APIs/SPA_Vol1_Ch6_Lesson6_3_Resources_and_Endpoints.docx
@@ -1163,7 +1163,7 @@
         <w:keepNext/>
       </w:pPr>
       <w:r>
-        <w:t>AA14E7E7BD2703694E0A6B6855AF3B8C406102AB1FC56AC905FE33619B31FAA5</w:t>
+        <w:t>DC1E4DE3E0EF3A18F3A5818FAB563EB3FA45D5D3BB1DB527A8D389077ED5EE6C</w:t>
       </w:r>
     </w:p>
     <w:p>
@@ -24947,31 +24947,31 @@
       </w:rPr>
     </w:lvl>
   </w:abstractNum>
-  <w:num w:numId="1" w16cid:durableId="1247768070">
+  <w:num w:numId="1" w16cid:durableId="374240385">
     <w:abstractNumId w:val="8"/>
   </w:num>
-  <w:num w:numId="2" w16cid:durableId="547113062">
+  <w:num w:numId="2" w16cid:durableId="478036434">
     <w:abstractNumId w:val="6"/>
   </w:num>
-  <w:num w:numId="3" w16cid:durableId="2006128928">
+  <w:num w:numId="3" w16cid:durableId="1400668088">
     <w:abstractNumId w:val="5"/>
   </w:num>
-  <w:num w:numId="4" w16cid:durableId="450319983">
+  <w:num w:numId="4" w16cid:durableId="1192576514">
     <w:abstractNumId w:val="4"/>
   </w:num>
-  <w:num w:numId="5" w16cid:durableId="1216502689">
+  <w:num w:numId="5" w16cid:durableId="1828326530">
     <w:abstractNumId w:val="7"/>
   </w:num>
-  <w:num w:numId="6" w16cid:durableId="898244686">
+  <w:num w:numId="6" w16cid:durableId="1714883193">
     <w:abstractNumId w:val="3"/>
   </w:num>
-  <w:num w:numId="7" w16cid:durableId="1380546059">
+  <w:num w:numId="7" w16cid:durableId="608048425">
     <w:abstractNumId w:val="2"/>
   </w:num>
-  <w:num w:numId="8" w16cid:durableId="1101099130">
+  <w:num w:numId="8" w16cid:durableId="1047028682">
     <w:abstractNumId w:val="1"/>
   </w:num>
-  <w:num w:numId="9" w16cid:durableId="2098750848">
+  <w:num w:numId="9" w16cid:durableId="577058933">
     <w:abstractNumId w:val="0"/>
   </w:num>
 </w:numbering>

--- a/Volume 1/Chapter 06 - RESTful APIs/SPA_Vol1_Ch6_Lesson6_3_Resources_and_Endpoints.docx
+++ b/Volume 1/Chapter 06 - RESTful APIs/SPA_Vol1_Ch6_Lesson6_3_Resources_and_Endpoints.docx
@@ -1003,6 +1003,272 @@
         <w:pStyle w:val="Heading3"/>
       </w:pPr>
       <w:r>
+        <w:t>Windows PowerShell Project Files</w:t>
+      </w:r>
+    </w:p>
+    <w:p>
+      <w:pPr>
+        <w:keepNext/>
+      </w:pPr>
+      <w:r>
+        <w:t>Next, let the tools create the C# and Go projects, as in Lesson 6.0. Remember, dotnet new console -o makes each client's project, and dotnet new web makes each server's web project, with --exclude-launch-settings so dotnet run starts the server as the lesson shows; each starter Program.cs is replaced with this lesson's code in the C# section. Remember, go mod init makes the .\go folder a module; its go line shows your own Go version.</w:t>
+      </w:r>
+    </w:p>
+    <w:p>
+      <w:pPr>
+        <w:keepNext/>
+      </w:pPr>
+    </w:p>
+    <w:p>
+      <w:pPr>
+        <w:pStyle w:val="CommandBlock"/>
+        <w:keepNext/>
+      </w:pPr>
+      <w:r>
+        <w:t>dotnet new web -o .\csharp\BasicServer --exclude-launch-settings</w:t>
+      </w:r>
+    </w:p>
+    <w:p>
+      <w:pPr>
+        <w:pStyle w:val="CommandBlock"/>
+        <w:keepNext/>
+      </w:pPr>
+      <w:r>
+        <w:t>dotnet new console -o .\csharp\BasicClient</w:t>
+      </w:r>
+    </w:p>
+    <w:p>
+      <w:pPr>
+        <w:pStyle w:val="CommandBlock"/>
+        <w:keepNext/>
+      </w:pPr>
+      <w:r>
+        <w:t>dotnet new web -o .\csharp\Server --exclude-launch-settings</w:t>
+      </w:r>
+    </w:p>
+    <w:p>
+      <w:pPr>
+        <w:pStyle w:val="CommandBlock"/>
+        <w:keepNext/>
+      </w:pPr>
+      <w:r>
+        <w:t>dotnet new console -o .\csharp\Client</w:t>
+      </w:r>
+    </w:p>
+    <w:p>
+      <w:pPr>
+        <w:pStyle w:val="CommandBlock"/>
+      </w:pPr>
+      <w:r>
+        <w:t>go -C .\go mod init example.com/resources</w:t>
+      </w:r>
+    </w:p>
+    <w:p>
+      <w:pPr>
+        <w:keepNext/>
+      </w:pPr>
+    </w:p>
+    <w:p>
+      <w:r>
+        <w:t>As in Lesson 6.0, type each server's .csproj over the one dotnet new web made, for OutputType Exe and RunWorkingDirectory: notepad .\csharp\BasicServer\BasicServer.csproj opens the file; press Ctrl+A, type the file below in place of its lines, save it with Ctrl+S, and close Notepad. Do the same for .\csharp\Server\Server.csproj.</w:t>
+      </w:r>
+    </w:p>
+    <w:p>
+      <w:pPr>
+        <w:keepNext/>
+      </w:pPr>
+    </w:p>
+    <w:p>
+      <w:pPr>
+        <w:pStyle w:val="Heading3"/>
+      </w:pPr>
+      <w:r>
+        <w:t>csharp/BasicServer/BasicServer.csproj</w:t>
+      </w:r>
+    </w:p>
+    <w:p>
+      <w:pPr>
+        <w:pStyle w:val="SourceCode"/>
+        <w:keepNext/>
+      </w:pPr>
+      <w:r>
+        <w:t>&lt;Project Sdk="Microsoft.NET.Sdk.Web"&gt;</w:t>
+      </w:r>
+    </w:p>
+    <w:p>
+      <w:pPr>
+        <w:pStyle w:val="SourceCode"/>
+        <w:keepNext/>
+      </w:pPr>
+      <w:r>
+        <w:t xml:space="preserve">  &lt;PropertyGroup&gt;</w:t>
+      </w:r>
+    </w:p>
+    <w:p>
+      <w:pPr>
+        <w:pStyle w:val="SourceCode"/>
+        <w:keepNext/>
+      </w:pPr>
+      <w:r>
+        <w:t xml:space="preserve">    &lt;OutputType&gt;Exe&lt;/OutputType&gt;</w:t>
+      </w:r>
+    </w:p>
+    <w:p>
+      <w:pPr>
+        <w:pStyle w:val="SourceCode"/>
+        <w:keepNext/>
+      </w:pPr>
+      <w:r>
+        <w:t xml:space="preserve">    &lt;TargetFramework&gt;net10.0&lt;/TargetFramework&gt;</w:t>
+      </w:r>
+    </w:p>
+    <w:p>
+      <w:pPr>
+        <w:pStyle w:val="SourceCode"/>
+        <w:keepNext/>
+      </w:pPr>
+      <w:r>
+        <w:t xml:space="preserve">    &lt;ImplicitUsings&gt;enable&lt;/ImplicitUsings&gt;</w:t>
+      </w:r>
+    </w:p>
+    <w:p>
+      <w:pPr>
+        <w:pStyle w:val="SourceCode"/>
+        <w:keepNext/>
+      </w:pPr>
+      <w:r>
+        <w:t xml:space="preserve">    &lt;Nullable&gt;enable&lt;/Nullable&gt;</w:t>
+      </w:r>
+    </w:p>
+    <w:p>
+      <w:pPr>
+        <w:pStyle w:val="SourceCode"/>
+        <w:keepNext/>
+      </w:pPr>
+      <w:r>
+        <w:t xml:space="preserve">    &lt;RunWorkingDirectory&gt;$(MSBuildStartupDirectory)&lt;/RunWorkingDirectory&gt;</w:t>
+      </w:r>
+    </w:p>
+    <w:p>
+      <w:pPr>
+        <w:pStyle w:val="SourceCode"/>
+        <w:keepNext/>
+      </w:pPr>
+      <w:r>
+        <w:t xml:space="preserve">  &lt;/PropertyGroup&gt;</w:t>
+      </w:r>
+    </w:p>
+    <w:p>
+      <w:pPr>
+        <w:pStyle w:val="SourceCode"/>
+      </w:pPr>
+      <w:r>
+        <w:t>&lt;/Project&gt;</w:t>
+      </w:r>
+    </w:p>
+    <w:p>
+      <w:pPr>
+        <w:keepNext/>
+      </w:pPr>
+    </w:p>
+    <w:p>
+      <w:pPr>
+        <w:pStyle w:val="Heading3"/>
+      </w:pPr>
+      <w:r>
+        <w:t>csharp/Server/Server.csproj</w:t>
+      </w:r>
+    </w:p>
+    <w:p>
+      <w:pPr>
+        <w:pStyle w:val="SourceCode"/>
+        <w:keepNext/>
+      </w:pPr>
+      <w:r>
+        <w:t>&lt;Project Sdk="Microsoft.NET.Sdk.Web"&gt;</w:t>
+      </w:r>
+    </w:p>
+    <w:p>
+      <w:pPr>
+        <w:pStyle w:val="SourceCode"/>
+        <w:keepNext/>
+      </w:pPr>
+      <w:r>
+        <w:t xml:space="preserve">  &lt;PropertyGroup&gt;</w:t>
+      </w:r>
+    </w:p>
+    <w:p>
+      <w:pPr>
+        <w:pStyle w:val="SourceCode"/>
+        <w:keepNext/>
+      </w:pPr>
+      <w:r>
+        <w:t xml:space="preserve">    &lt;OutputType&gt;Exe&lt;/OutputType&gt;</w:t>
+      </w:r>
+    </w:p>
+    <w:p>
+      <w:pPr>
+        <w:pStyle w:val="SourceCode"/>
+        <w:keepNext/>
+      </w:pPr>
+      <w:r>
+        <w:t xml:space="preserve">    &lt;TargetFramework&gt;net10.0&lt;/TargetFramework&gt;</w:t>
+      </w:r>
+    </w:p>
+    <w:p>
+      <w:pPr>
+        <w:pStyle w:val="SourceCode"/>
+        <w:keepNext/>
+      </w:pPr>
+      <w:r>
+        <w:t xml:space="preserve">    &lt;ImplicitUsings&gt;enable&lt;/ImplicitUsings&gt;</w:t>
+      </w:r>
+    </w:p>
+    <w:p>
+      <w:pPr>
+        <w:pStyle w:val="SourceCode"/>
+        <w:keepNext/>
+      </w:pPr>
+      <w:r>
+        <w:t xml:space="preserve">    &lt;Nullable&gt;enable&lt;/Nullable&gt;</w:t>
+      </w:r>
+    </w:p>
+    <w:p>
+      <w:pPr>
+        <w:pStyle w:val="SourceCode"/>
+        <w:keepNext/>
+      </w:pPr>
+      <w:r>
+        <w:t xml:space="preserve">    &lt;RunWorkingDirectory&gt;$(MSBuildStartupDirectory)&lt;/RunWorkingDirectory&gt;</w:t>
+      </w:r>
+    </w:p>
+    <w:p>
+      <w:pPr>
+        <w:pStyle w:val="SourceCode"/>
+        <w:keepNext/>
+      </w:pPr>
+      <w:r>
+        <w:t xml:space="preserve">  &lt;/PropertyGroup&gt;</w:t>
+      </w:r>
+    </w:p>
+    <w:p>
+      <w:pPr>
+        <w:pStyle w:val="SourceCode"/>
+      </w:pPr>
+      <w:r>
+        <w:t>&lt;/Project&gt;</w:t>
+      </w:r>
+    </w:p>
+    <w:p>
+      <w:pPr>
+        <w:keepNext/>
+      </w:pPr>
+    </w:p>
+    <w:p>
+      <w:pPr>
+        <w:pStyle w:val="Heading3"/>
+      </w:pPr>
+      <w:r>
         <w:t>Linux or macOS Project Setup</w:t>
       </w:r>
     </w:p>
@@ -1078,8 +1344,70 @@
       </w:pPr>
     </w:p>
     <w:p>
-      <w:r>
-        <w:t>Save each source and supporting file from this lesson into the matching path in the project layout. As in Chapter 1, notepad .\c\basic_server.c creates and opens one: choose Yes, type the file, save it with Ctrl+S, and close Notepad (nano ./c/basic_server.c on Linux, then Ctrl+O, Enter, and Ctrl+X).</w:t>
+      <w:pPr>
+        <w:keepNext/>
+      </w:pPr>
+      <w:r>
+        <w:t>Then create the C# and Go projects with the same commands as on Windows, and type the two server .csproj files exactly as shown in the Windows setup.</w:t>
+      </w:r>
+    </w:p>
+    <w:p>
+      <w:pPr>
+        <w:keepNext/>
+      </w:pPr>
+    </w:p>
+    <w:p>
+      <w:pPr>
+        <w:pStyle w:val="CommandBlock"/>
+        <w:keepNext/>
+      </w:pPr>
+      <w:r>
+        <w:t>dotnet new web -o ./csharp/BasicServer --exclude-launch-settings</w:t>
+      </w:r>
+    </w:p>
+    <w:p>
+      <w:pPr>
+        <w:pStyle w:val="CommandBlock"/>
+        <w:keepNext/>
+      </w:pPr>
+      <w:r>
+        <w:t>dotnet new console -o ./csharp/BasicClient</w:t>
+      </w:r>
+    </w:p>
+    <w:p>
+      <w:pPr>
+        <w:pStyle w:val="CommandBlock"/>
+        <w:keepNext/>
+      </w:pPr>
+      <w:r>
+        <w:t>dotnet new web -o ./csharp/Server --exclude-launch-settings</w:t>
+      </w:r>
+    </w:p>
+    <w:p>
+      <w:pPr>
+        <w:pStyle w:val="CommandBlock"/>
+        <w:keepNext/>
+      </w:pPr>
+      <w:r>
+        <w:t>dotnet new console -o ./csharp/Client</w:t>
+      </w:r>
+    </w:p>
+    <w:p>
+      <w:pPr>
+        <w:pStyle w:val="CommandBlock"/>
+      </w:pPr>
+      <w:r>
+        <w:t>go -C ./go mod init example.com/resources</w:t>
+      </w:r>
+    </w:p>
+    <w:p>
+      <w:pPr>
+        <w:keepNext/>
+      </w:pPr>
+    </w:p>
+    <w:p>
+      <w:r>
+        <w:t>You save each source file in its language's section below, as each is shown, and step 2 makes the TypeScript project. As in Chapter 1, notepad .\c\basic_server.c creates and opens one: choose Yes, type the file, save it with Ctrl+S, and close Notepad (nano ./c/basic_server.c on Linux, then Ctrl+O, Enter, and Ctrl+X).</w:t>
       </w:r>
     </w:p>
     <w:p>
@@ -1194,7 +1522,10 @@
     </w:p>
     <w:p>
       <w:r>
-        <w:t>Remember, npm installs undici and the TypeScript compiler into the lesson folder, at the versions package.json pins (Lesson 6.0). C#, Go, and Python need nothing more, and C's libraries are already installed.</w:t>
+        <w:t>The TypeScript project needs a package.json. Remember, npm init -y, npm pkg, then npm install: the first npm install line pins undici 8.11.2, which the clients need when they run, and the second the TypeScript compiler and Node's type descriptions (Lesson 6.0). Then type the TypeScript compiler settings: notepad .\typescript\tsconfig.json creates and opens the file; choose Yes, type the file, save it with Ctrl+S, and close Notepad. On Linux, cd moves into ./typescript for the npm lines, and cd .. moves back</w:t>
+      </w:r>
+      <w:r>
+        <w:t>; type typescript/tsconfig.json exactly as shown in the Windows setup. C#, Go, and Python need nothing more, and C's libraries are already installed.</w:t>
       </w:r>
     </w:p>
     <w:p>
@@ -1213,9 +1544,99 @@
     <w:p>
       <w:pPr>
         <w:pStyle w:val="CommandBlock"/>
-      </w:pPr>
-      <w:r>
-        <w:t>npm --prefix .\typescript install --ignore-scripts --no-audit --no-fund</w:t>
+        <w:keepNext/>
+      </w:pPr>
+      <w:r>
+        <w:t>Push-Location .\typescript</w:t>
+      </w:r>
+    </w:p>
+    <w:p>
+      <w:pPr>
+        <w:pStyle w:val="CommandBlock"/>
+        <w:keepNext/>
+      </w:pPr>
+      <w:r>
+        <w:t>npm init -y</w:t>
+      </w:r>
+    </w:p>
+    <w:p>
+      <w:pPr>
+        <w:pStyle w:val="CommandBlock"/>
+        <w:keepNext/>
+      </w:pPr>
+      <w:r>
+        <w:t>npm pkg set name=resources-endpoints-typescript type=module</w:t>
+      </w:r>
+    </w:p>
+    <w:p>
+      <w:pPr>
+        <w:pStyle w:val="CommandBlock"/>
+        <w:keepNext/>
+      </w:pPr>
+      <w:r>
+        <w:t>npm pkg set private=true --json</w:t>
+      </w:r>
+    </w:p>
+    <w:p>
+      <w:pPr>
+        <w:pStyle w:val="CommandBlock"/>
+        <w:keepNext/>
+      </w:pPr>
+      <w:r>
+        <w:t>npm pkg set "scripts.check=tsc --noEmit" "scripts.build=tsc --noEmitOnError"</w:t>
+      </w:r>
+    </w:p>
+    <w:p>
+      <w:pPr>
+        <w:pStyle w:val="CommandBlock"/>
+        <w:keepNext/>
+      </w:pPr>
+      <w:r>
+        <w:t>npm pkg delete version description main keywords author license scripts.test</w:t>
+      </w:r>
+    </w:p>
+    <w:p>
+      <w:pPr>
+        <w:pStyle w:val="CommandBlock"/>
+        <w:keepNext/>
+      </w:pPr>
+      <w:r>
+        <w:t>npm install --save-exact undici@8.11.2 `</w:t>
+      </w:r>
+    </w:p>
+    <w:p>
+      <w:pPr>
+        <w:pStyle w:val="CommandBlock"/>
+        <w:keepNext/>
+      </w:pPr>
+      <w:r>
+        <w:t xml:space="preserve">    --ignore-scripts --no-audit --no-fund</w:t>
+      </w:r>
+    </w:p>
+    <w:p>
+      <w:pPr>
+        <w:pStyle w:val="CommandBlock"/>
+        <w:keepNext/>
+      </w:pPr>
+      <w:r>
+        <w:t>npm install --save-dev --save-exact typescript@7.0.2 @types/node@24.13.5 `</w:t>
+      </w:r>
+    </w:p>
+    <w:p>
+      <w:pPr>
+        <w:pStyle w:val="CommandBlock"/>
+        <w:keepNext/>
+      </w:pPr>
+      <w:r>
+        <w:t xml:space="preserve">    --ignore-scripts --no-audit --no-fund</w:t>
+      </w:r>
+    </w:p>
+    <w:p>
+      <w:pPr>
+        <w:pStyle w:val="CommandBlock"/>
+      </w:pPr>
+      <w:r>
+        <w:t>Pop-Location</w:t>
       </w:r>
     </w:p>
     <w:p>
@@ -1228,15 +1649,258 @@
         <w:pStyle w:val="Heading3"/>
       </w:pPr>
       <w:r>
+        <w:t>typescript/tsconfig.json</w:t>
+      </w:r>
+    </w:p>
+    <w:p>
+      <w:pPr>
+        <w:pStyle w:val="SourceCode"/>
+        <w:keepNext/>
+      </w:pPr>
+      <w:r>
+        <w:t>{</w:t>
+      </w:r>
+    </w:p>
+    <w:p>
+      <w:pPr>
+        <w:pStyle w:val="SourceCode"/>
+        <w:keepNext/>
+      </w:pPr>
+      <w:r>
+        <w:t xml:space="preserve">  "compilerOptions": {</w:t>
+      </w:r>
+    </w:p>
+    <w:p>
+      <w:pPr>
+        <w:pStyle w:val="SourceCode"/>
+      </w:pPr>
+      <w:r>
+        <w:t xml:space="preserve">    "target": "ES2022",</w:t>
+      </w:r>
+    </w:p>
+    <w:p>
+      <w:pPr>
+        <w:pStyle w:val="SourceCode"/>
+      </w:pPr>
+      <w:r>
+        <w:t xml:space="preserve">    "module": "NodeNext",</w:t>
+      </w:r>
+    </w:p>
+    <w:p>
+      <w:pPr>
+        <w:pStyle w:val="SourceCode"/>
+      </w:pPr>
+      <w:r>
+        <w:t xml:space="preserve">    "moduleResolution": "NodeNext",</w:t>
+      </w:r>
+    </w:p>
+    <w:p>
+      <w:pPr>
+        <w:pStyle w:val="SourceCode"/>
+      </w:pPr>
+      <w:r>
+        <w:t xml:space="preserve">    "rootDir": "src",</w:t>
+      </w:r>
+    </w:p>
+    <w:p>
+      <w:pPr>
+        <w:pStyle w:val="SourceCode"/>
+      </w:pPr>
+      <w:r>
+        <w:t xml:space="preserve">    "outDir": "dist",</w:t>
+      </w:r>
+    </w:p>
+    <w:p>
+      <w:pPr>
+        <w:pStyle w:val="SourceCode"/>
+      </w:pPr>
+      <w:r>
+        <w:t xml:space="preserve">    "strict": true,</w:t>
+      </w:r>
+    </w:p>
+    <w:p>
+      <w:pPr>
+        <w:pStyle w:val="SourceCode"/>
+      </w:pPr>
+      <w:r>
+        <w:t xml:space="preserve">    "types": [</w:t>
+      </w:r>
+    </w:p>
+    <w:p>
+      <w:pPr>
+        <w:pStyle w:val="SourceCode"/>
+      </w:pPr>
+      <w:r>
+        <w:t xml:space="preserve">      "node"</w:t>
+      </w:r>
+    </w:p>
+    <w:p>
+      <w:pPr>
+        <w:pStyle w:val="SourceCode"/>
+      </w:pPr>
+      <w:r>
+        <w:t xml:space="preserve">    ],</w:t>
+      </w:r>
+    </w:p>
+    <w:p>
+      <w:pPr>
+        <w:pStyle w:val="SourceCode"/>
+      </w:pPr>
+      <w:r>
+        <w:t xml:space="preserve">    "moduleDetection": "force"</w:t>
+      </w:r>
+    </w:p>
+    <w:p>
+      <w:pPr>
+        <w:pStyle w:val="SourceCode"/>
+      </w:pPr>
+      <w:r>
+        <w:t xml:space="preserve">  },</w:t>
+      </w:r>
+    </w:p>
+    <w:p>
+      <w:pPr>
+        <w:pStyle w:val="SourceCode"/>
+      </w:pPr>
+      <w:r>
+        <w:t xml:space="preserve">  "include": [</w:t>
+      </w:r>
+    </w:p>
+    <w:p>
+      <w:pPr>
+        <w:pStyle w:val="SourceCode"/>
+        <w:keepNext/>
+      </w:pPr>
+      <w:r>
+        <w:t xml:space="preserve">    "src/**/*.ts"</w:t>
+      </w:r>
+    </w:p>
+    <w:p>
+      <w:pPr>
+        <w:pStyle w:val="SourceCode"/>
+        <w:keepNext/>
+      </w:pPr>
+      <w:r>
+        <w:t xml:space="preserve">  ]</w:t>
+      </w:r>
+    </w:p>
+    <w:p>
+      <w:pPr>
+        <w:pStyle w:val="SourceCode"/>
+      </w:pPr>
+      <w:r>
+        <w:t>}</w:t>
+      </w:r>
+    </w:p>
+    <w:p>
+      <w:pPr>
+        <w:keepNext/>
+      </w:pPr>
+    </w:p>
+    <w:p>
+      <w:pPr>
+        <w:pStyle w:val="Heading3"/>
+      </w:pPr>
+      <w:r>
         <w:t>Linux or macOS Package Setup</w:t>
       </w:r>
     </w:p>
     <w:p>
       <w:pPr>
         <w:pStyle w:val="CommandBlock"/>
-      </w:pPr>
-      <w:r>
-        <w:t>npm --prefix ./typescript install --ignore-scripts --no-audit --no-fund</w:t>
+        <w:keepNext/>
+      </w:pPr>
+      <w:r>
+        <w:t>cd ./typescript</w:t>
+      </w:r>
+    </w:p>
+    <w:p>
+      <w:pPr>
+        <w:pStyle w:val="CommandBlock"/>
+        <w:keepNext/>
+      </w:pPr>
+      <w:r>
+        <w:t>npm init -y</w:t>
+      </w:r>
+    </w:p>
+    <w:p>
+      <w:pPr>
+        <w:pStyle w:val="CommandBlock"/>
+        <w:keepNext/>
+      </w:pPr>
+      <w:r>
+        <w:t>npm pkg set name=resources-endpoints-typescript type=module</w:t>
+      </w:r>
+    </w:p>
+    <w:p>
+      <w:pPr>
+        <w:pStyle w:val="CommandBlock"/>
+        <w:keepNext/>
+      </w:pPr>
+      <w:r>
+        <w:t>npm pkg set private=true --json</w:t>
+      </w:r>
+    </w:p>
+    <w:p>
+      <w:pPr>
+        <w:pStyle w:val="CommandBlock"/>
+        <w:keepNext/>
+      </w:pPr>
+      <w:r>
+        <w:t>npm pkg set "scripts.check=tsc --noEmit" "scripts.build=tsc --noEmitOnError"</w:t>
+      </w:r>
+    </w:p>
+    <w:p>
+      <w:pPr>
+        <w:pStyle w:val="CommandBlock"/>
+        <w:keepNext/>
+      </w:pPr>
+      <w:r>
+        <w:t>npm pkg delete version description main keywords author license scripts.test</w:t>
+      </w:r>
+    </w:p>
+    <w:p>
+      <w:pPr>
+        <w:pStyle w:val="CommandBlock"/>
+        <w:keepNext/>
+      </w:pPr>
+      <w:r>
+        <w:t>npm install --save-exact undici@8.11.2 \</w:t>
+      </w:r>
+    </w:p>
+    <w:p>
+      <w:pPr>
+        <w:pStyle w:val="CommandBlock"/>
+        <w:keepNext/>
+      </w:pPr>
+      <w:r>
+        <w:t xml:space="preserve">    --ignore-scripts --no-audit --no-fund</w:t>
+      </w:r>
+    </w:p>
+    <w:p>
+      <w:pPr>
+        <w:pStyle w:val="CommandBlock"/>
+        <w:keepNext/>
+      </w:pPr>
+      <w:r>
+        <w:t>npm install --save-dev --save-exact typescript@7.0.2 @types/node@24.13.5 \</w:t>
+      </w:r>
+    </w:p>
+    <w:p>
+      <w:pPr>
+        <w:pStyle w:val="CommandBlock"/>
+        <w:keepNext/>
+      </w:pPr>
+      <w:r>
+        <w:t xml:space="preserve">    --ignore-scripts --no-audit --no-fund</w:t>
+      </w:r>
+    </w:p>
+    <w:p>
+      <w:pPr>
+        <w:pStyle w:val="CommandBlock"/>
+      </w:pPr>
+      <w:r>
+        <w:t>cd ..</w:t>
       </w:r>
     </w:p>
     <w:p>
@@ -22872,7 +23536,7 @@
     </w:p>
     <w:p>
       <w:r>
-        <w:t>These files follow Lesson 6.0's pattern. Each server's .csproj uses Microsoft.NET.Sdk.Web and sets RunWorkingDirectory, so dotnet run starts in lesson-6.3, where certs is; the client projects use the plain Microsoft.NET.Sdk. go.mod names this lesson's Go module, example.com/resources, and requires nothing. package.json pins undici 8.11.2.</w:t>
+        <w:t>These are the files the setup commands wrote, shown here so you can check yours. Your go line shows your own Go version, and the blank lines and the order of the package.json fields may differ. go.mod names this lesson's Go module, example.com/resources, and package.json pins undici 8.11.2.</w:t>
       </w:r>
     </w:p>
     <w:p>
@@ -22890,16 +23554,16 @@
         <w:pStyle w:val="Heading2"/>
       </w:pPr>
       <w:r>
-        <w:t>csharp/BasicServer/BasicServer.csproj</w:t>
-      </w:r>
-    </w:p>
-    <w:p>
-      <w:pPr>
-        <w:pStyle w:val="SourceCode"/>
-        <w:keepNext/>
-      </w:pPr>
-      <w:r>
-        <w:t>&lt;Project Sdk="Microsoft.NET.Sdk.Web"&gt;</w:t>
+        <w:t>csharp/BasicClient/BasicClient.csproj</w:t>
+      </w:r>
+    </w:p>
+    <w:p>
+      <w:pPr>
+        <w:pStyle w:val="SourceCode"/>
+        <w:keepNext/>
+      </w:pPr>
+      <w:r>
+        <w:t>&lt;Project Sdk="Microsoft.NET.Sdk"&gt;</w:t>
       </w:r>
     </w:p>
     <w:p>
@@ -22953,15 +23617,6 @@
         <w:keepNext/>
       </w:pPr>
       <w:r>
-        <w:t xml:space="preserve">    &lt;RunWorkingDirectory&gt;$(MSBuildStartupDirectory)&lt;/RunWorkingDirectory&gt;</w:t>
-      </w:r>
-    </w:p>
-    <w:p>
-      <w:pPr>
-        <w:pStyle w:val="SourceCode"/>
-        <w:keepNext/>
-      </w:pPr>
-      <w:r>
         <w:t xml:space="preserve">  &lt;/PropertyGroup&gt;</w:t>
       </w:r>
     </w:p>
@@ -22988,7 +23643,7 @@
         <w:pStyle w:val="Heading2"/>
       </w:pPr>
       <w:r>
-        <w:t>csharp/BasicClient/BasicClient.csproj</w:t>
+        <w:t>csharp/Client/Client.csproj</w:t>
       </w:r>
     </w:p>
     <w:p>
@@ -23077,87 +23732,30 @@
         <w:pStyle w:val="Heading2"/>
       </w:pPr>
       <w:r>
-        <w:t>csharp/Server/Server.csproj</w:t>
-      </w:r>
-    </w:p>
-    <w:p>
-      <w:pPr>
-        <w:pStyle w:val="SourceCode"/>
-        <w:keepNext/>
-      </w:pPr>
-      <w:r>
-        <w:t>&lt;Project Sdk="Microsoft.NET.Sdk.Web"&gt;</w:t>
-      </w:r>
-    </w:p>
-    <w:p>
-      <w:pPr>
-        <w:pStyle w:val="SourceCode"/>
-        <w:keepNext/>
-      </w:pPr>
-      <w:r>
-        <w:t xml:space="preserve">  &lt;PropertyGroup&gt;</w:t>
-      </w:r>
-    </w:p>
-    <w:p>
-      <w:pPr>
-        <w:pStyle w:val="SourceCode"/>
-        <w:keepNext/>
-      </w:pPr>
-      <w:r>
-        <w:t xml:space="preserve">    &lt;OutputType&gt;Exe&lt;/OutputType&gt;</w:t>
-      </w:r>
-    </w:p>
-    <w:p>
-      <w:pPr>
-        <w:pStyle w:val="SourceCode"/>
-        <w:keepNext/>
-      </w:pPr>
-      <w:r>
-        <w:t xml:space="preserve">    &lt;TargetFramework&gt;net10.0&lt;/TargetFramework&gt;</w:t>
-      </w:r>
-    </w:p>
-    <w:p>
-      <w:pPr>
-        <w:pStyle w:val="SourceCode"/>
-        <w:keepNext/>
-      </w:pPr>
-      <w:r>
-        <w:t xml:space="preserve">    &lt;ImplicitUsings&gt;enable&lt;/ImplicitUsings&gt;</w:t>
-      </w:r>
-    </w:p>
-    <w:p>
-      <w:pPr>
-        <w:pStyle w:val="SourceCode"/>
-        <w:keepNext/>
-      </w:pPr>
-      <w:r>
-        <w:t xml:space="preserve">    &lt;Nullable&gt;enable&lt;/Nullable&gt;</w:t>
-      </w:r>
-    </w:p>
-    <w:p>
-      <w:pPr>
-        <w:pStyle w:val="SourceCode"/>
-        <w:keepNext/>
-      </w:pPr>
-      <w:r>
-        <w:t xml:space="preserve">    &lt;RunWorkingDirectory&gt;$(MSBuildStartupDirectory)&lt;/RunWorkingDirectory&gt;</w:t>
-      </w:r>
-    </w:p>
-    <w:p>
-      <w:pPr>
-        <w:pStyle w:val="SourceCode"/>
-        <w:keepNext/>
-      </w:pPr>
-      <w:r>
-        <w:t xml:space="preserve">  &lt;/PropertyGroup&gt;</w:t>
-      </w:r>
-    </w:p>
-    <w:p>
-      <w:pPr>
-        <w:pStyle w:val="SourceCode"/>
-      </w:pPr>
-      <w:r>
-        <w:t>&lt;/Project&gt;</w:t>
+        <w:t>go/go.mod</w:t>
+      </w:r>
+    </w:p>
+    <w:p>
+      <w:pPr>
+        <w:pStyle w:val="SourceCode"/>
+        <w:keepNext/>
+      </w:pPr>
+      <w:r>
+        <w:t>module example.com/resources</w:t>
+      </w:r>
+    </w:p>
+    <w:p>
+      <w:pPr>
+        <w:pStyle w:val="SourceCode"/>
+        <w:keepNext/>
+      </w:pPr>
+    </w:p>
+    <w:p>
+      <w:pPr>
+        <w:pStyle w:val="SourceCode"/>
+      </w:pPr>
+      <w:r>
+        <w:t>go 1.24.0</w:t>
       </w:r>
     </w:p>
     <w:p>
@@ -23175,136 +23773,6 @@
         <w:pStyle w:val="Heading2"/>
       </w:pPr>
       <w:r>
-        <w:t>csharp/Client/Client.csproj</w:t>
-      </w:r>
-    </w:p>
-    <w:p>
-      <w:pPr>
-        <w:pStyle w:val="SourceCode"/>
-        <w:keepNext/>
-      </w:pPr>
-      <w:r>
-        <w:t>&lt;Project Sdk="Microsoft.NET.Sdk"&gt;</w:t>
-      </w:r>
-    </w:p>
-    <w:p>
-      <w:pPr>
-        <w:pStyle w:val="SourceCode"/>
-        <w:keepNext/>
-      </w:pPr>
-      <w:r>
-        <w:t xml:space="preserve">  &lt;PropertyGroup&gt;</w:t>
-      </w:r>
-    </w:p>
-    <w:p>
-      <w:pPr>
-        <w:pStyle w:val="SourceCode"/>
-        <w:keepNext/>
-      </w:pPr>
-      <w:r>
-        <w:t xml:space="preserve">    &lt;OutputType&gt;Exe&lt;/OutputType&gt;</w:t>
-      </w:r>
-    </w:p>
-    <w:p>
-      <w:pPr>
-        <w:pStyle w:val="SourceCode"/>
-        <w:keepNext/>
-      </w:pPr>
-      <w:r>
-        <w:t xml:space="preserve">    &lt;TargetFramework&gt;net10.0&lt;/TargetFramework&gt;</w:t>
-      </w:r>
-    </w:p>
-    <w:p>
-      <w:pPr>
-        <w:pStyle w:val="SourceCode"/>
-        <w:keepNext/>
-      </w:pPr>
-      <w:r>
-        <w:t xml:space="preserve">    &lt;ImplicitUsings&gt;enable&lt;/ImplicitUsings&gt;</w:t>
-      </w:r>
-    </w:p>
-    <w:p>
-      <w:pPr>
-        <w:pStyle w:val="SourceCode"/>
-        <w:keepNext/>
-      </w:pPr>
-      <w:r>
-        <w:t xml:space="preserve">    &lt;Nullable&gt;enable&lt;/Nullable&gt;</w:t>
-      </w:r>
-    </w:p>
-    <w:p>
-      <w:pPr>
-        <w:pStyle w:val="SourceCode"/>
-        <w:keepNext/>
-      </w:pPr>
-      <w:r>
-        <w:t xml:space="preserve">  &lt;/PropertyGroup&gt;</w:t>
-      </w:r>
-    </w:p>
-    <w:p>
-      <w:pPr>
-        <w:pStyle w:val="SourceCode"/>
-      </w:pPr>
-      <w:r>
-        <w:t>&lt;/Project&gt;</w:t>
-      </w:r>
-    </w:p>
-    <w:p>
-      <w:pPr>
-        <w:keepNext/>
-      </w:pPr>
-    </w:p>
-    <w:p>
-      <w:pPr>
-        <w:keepNext/>
-      </w:pPr>
-    </w:p>
-    <w:p>
-      <w:pPr>
-        <w:pStyle w:val="Heading2"/>
-      </w:pPr>
-      <w:r>
-        <w:t>go/go.mod</w:t>
-      </w:r>
-    </w:p>
-    <w:p>
-      <w:pPr>
-        <w:pStyle w:val="SourceCode"/>
-        <w:keepNext/>
-      </w:pPr>
-      <w:r>
-        <w:t>module example.com/resources</w:t>
-      </w:r>
-    </w:p>
-    <w:p>
-      <w:pPr>
-        <w:pStyle w:val="SourceCode"/>
-        <w:keepNext/>
-      </w:pPr>
-    </w:p>
-    <w:p>
-      <w:pPr>
-        <w:pStyle w:val="SourceCode"/>
-      </w:pPr>
-      <w:r>
-        <w:t>go 1.24.0</w:t>
-      </w:r>
-    </w:p>
-    <w:p>
-      <w:pPr>
-        <w:keepNext/>
-      </w:pPr>
-    </w:p>
-    <w:p>
-      <w:pPr>
-        <w:keepNext/>
-      </w:pPr>
-    </w:p>
-    <w:p>
-      <w:pPr>
-        <w:pStyle w:val="Heading2"/>
-      </w:pPr>
-      <w:r>
         <w:t>typescript/package.json</w:t>
       </w:r>
     </w:p>
@@ -23430,164 +23898,6 @@
       </w:pPr>
       <w:r>
         <w:t xml:space="preserve">  }</w:t>
-      </w:r>
-    </w:p>
-    <w:p>
-      <w:pPr>
-        <w:pStyle w:val="SourceCode"/>
-      </w:pPr>
-      <w:r>
-        <w:t>}</w:t>
-      </w:r>
-    </w:p>
-    <w:p>
-      <w:pPr>
-        <w:keepNext/>
-      </w:pPr>
-    </w:p>
-    <w:p>
-      <w:pPr>
-        <w:keepNext/>
-      </w:pPr>
-    </w:p>
-    <w:p>
-      <w:pPr>
-        <w:pStyle w:val="Heading2"/>
-      </w:pPr>
-      <w:r>
-        <w:t>typescript/tsconfig.json</w:t>
-      </w:r>
-    </w:p>
-    <w:p>
-      <w:pPr>
-        <w:pStyle w:val="SourceCode"/>
-        <w:keepNext/>
-      </w:pPr>
-      <w:r>
-        <w:t>{</w:t>
-      </w:r>
-    </w:p>
-    <w:p>
-      <w:pPr>
-        <w:pStyle w:val="SourceCode"/>
-        <w:keepNext/>
-      </w:pPr>
-      <w:r>
-        <w:t xml:space="preserve">  "compilerOptions": {</w:t>
-      </w:r>
-    </w:p>
-    <w:p>
-      <w:pPr>
-        <w:pStyle w:val="SourceCode"/>
-      </w:pPr>
-      <w:r>
-        <w:t xml:space="preserve">    "target": "ES2022",</w:t>
-      </w:r>
-    </w:p>
-    <w:p>
-      <w:pPr>
-        <w:pStyle w:val="SourceCode"/>
-      </w:pPr>
-      <w:r>
-        <w:t xml:space="preserve">    "module": "NodeNext",</w:t>
-      </w:r>
-    </w:p>
-    <w:p>
-      <w:pPr>
-        <w:pStyle w:val="SourceCode"/>
-      </w:pPr>
-      <w:r>
-        <w:t xml:space="preserve">    "moduleResolution": "NodeNext",</w:t>
-      </w:r>
-    </w:p>
-    <w:p>
-      <w:pPr>
-        <w:pStyle w:val="SourceCode"/>
-      </w:pPr>
-      <w:r>
-        <w:t xml:space="preserve">    "rootDir": "src",</w:t>
-      </w:r>
-    </w:p>
-    <w:p>
-      <w:pPr>
-        <w:pStyle w:val="SourceCode"/>
-      </w:pPr>
-      <w:r>
-        <w:t xml:space="preserve">    "outDir": "dist",</w:t>
-      </w:r>
-    </w:p>
-    <w:p>
-      <w:pPr>
-        <w:pStyle w:val="SourceCode"/>
-      </w:pPr>
-      <w:r>
-        <w:t xml:space="preserve">    "strict": true,</w:t>
-      </w:r>
-    </w:p>
-    <w:p>
-      <w:pPr>
-        <w:pStyle w:val="SourceCode"/>
-      </w:pPr>
-      <w:r>
-        <w:t xml:space="preserve">    "types": [</w:t>
-      </w:r>
-    </w:p>
-    <w:p>
-      <w:pPr>
-        <w:pStyle w:val="SourceCode"/>
-      </w:pPr>
-      <w:r>
-        <w:t xml:space="preserve">      "node"</w:t>
-      </w:r>
-    </w:p>
-    <w:p>
-      <w:pPr>
-        <w:pStyle w:val="SourceCode"/>
-      </w:pPr>
-      <w:r>
-        <w:t xml:space="preserve">    ],</w:t>
-      </w:r>
-    </w:p>
-    <w:p>
-      <w:pPr>
-        <w:pStyle w:val="SourceCode"/>
-      </w:pPr>
-      <w:r>
-        <w:t xml:space="preserve">    "moduleDetection": "force"</w:t>
-      </w:r>
-    </w:p>
-    <w:p>
-      <w:pPr>
-        <w:pStyle w:val="SourceCode"/>
-      </w:pPr>
-      <w:r>
-        <w:t xml:space="preserve">  },</w:t>
-      </w:r>
-    </w:p>
-    <w:p>
-      <w:pPr>
-        <w:pStyle w:val="SourceCode"/>
-      </w:pPr>
-      <w:r>
-        <w:t xml:space="preserve">  "include": [</w:t>
-      </w:r>
-    </w:p>
-    <w:p>
-      <w:pPr>
-        <w:pStyle w:val="SourceCode"/>
-        <w:keepNext/>
-      </w:pPr>
-      <w:r>
-        <w:t xml:space="preserve">    "src/**/*.ts"</w:t>
-      </w:r>
-    </w:p>
-    <w:p>
-      <w:pPr>
-        <w:pStyle w:val="SourceCode"/>
-        <w:keepNext/>
-      </w:pPr>
-      <w:r>
-        <w:t xml:space="preserve">  ]</w:t>
       </w:r>
     </w:p>
     <w:p>
@@ -24947,31 +25257,31 @@
       </w:rPr>
     </w:lvl>
   </w:abstractNum>
-  <w:num w:numId="1" w16cid:durableId="374240385">
+  <w:num w:numId="1" w16cid:durableId="1391806170">
     <w:abstractNumId w:val="8"/>
   </w:num>
-  <w:num w:numId="2" w16cid:durableId="478036434">
+  <w:num w:numId="2" w16cid:durableId="1125932680">
     <w:abstractNumId w:val="6"/>
   </w:num>
-  <w:num w:numId="3" w16cid:durableId="1400668088">
+  <w:num w:numId="3" w16cid:durableId="1093474668">
     <w:abstractNumId w:val="5"/>
   </w:num>
-  <w:num w:numId="4" w16cid:durableId="1192576514">
+  <w:num w:numId="4" w16cid:durableId="166138352">
     <w:abstractNumId w:val="4"/>
   </w:num>
-  <w:num w:numId="5" w16cid:durableId="1828326530">
+  <w:num w:numId="5" w16cid:durableId="1665158166">
     <w:abstractNumId w:val="7"/>
   </w:num>
-  <w:num w:numId="6" w16cid:durableId="1714883193">
+  <w:num w:numId="6" w16cid:durableId="1677420881">
     <w:abstractNumId w:val="3"/>
   </w:num>
-  <w:num w:numId="7" w16cid:durableId="608048425">
+  <w:num w:numId="7" w16cid:durableId="1408183805">
     <w:abstractNumId w:val="2"/>
   </w:num>
-  <w:num w:numId="8" w16cid:durableId="1047028682">
+  <w:num w:numId="8" w16cid:durableId="873925351">
     <w:abstractNumId w:val="1"/>
   </w:num>
-  <w:num w:numId="9" w16cid:durableId="577058933">
+  <w:num w:numId="9" w16cid:durableId="400753838">
     <w:abstractNumId w:val="0"/>
   </w:num>
 </w:numbering>

--- a/Volume 1/Chapter 06 - RESTful APIs/SPA_Vol1_Ch6_Lesson6_3_Resources_and_Endpoints.docx
+++ b/Volume 1/Chapter 06 - RESTful APIs/SPA_Vol1_Ch6_Lesson6_3_Resources_and_Endpoints.docx
@@ -1070,7 +1070,11 @@
     </w:p>
     <w:p>
       <w:r>
-        <w:t>As in Lesson 6.0, type each server's .csproj over the one dotnet new web made, for OutputType Exe and RunWorkingDirectory: notepad .\csharp\BasicServer\BasicServer.csproj opens the file; press Ctrl+A, type the file below in place of its lines, save it with Ctrl+S, and close Notepad. Do the same for .\csharp\Server\Server.csproj.</w:t>
+        <w:t xml:space="preserve">As in Lesson 6.0, type each server's .csproj over the one dotnet new web made, for OutputType Exe and RunWorkingDirectory: notepad .\csharp\BasicServer\BasicServer.csproj opens the file; press Ctrl+A, type the </w:t>
+      </w:r>
+      <w:r>
+        <w:lastRenderedPageBreak/>
+        <w:t>file below in place of its lines, save it with Ctrl+S, and close Notepad. Do the same for .\csharp\Server\Server.csproj.</w:t>
       </w:r>
     </w:p>
     <w:p>
@@ -2130,7 +2134,7 @@
         <w:pStyle w:val="SourceCode"/>
       </w:pPr>
       <w:r>
-        <w:t>// success, 0 if the file cannot be opened or does not fit.</w:t>
+        <w:t>// success, 0 if it cannot be opened or does not fit (feof: end reached).</w:t>
       </w:r>
     </w:p>
     <w:p>
@@ -2239,15 +2243,15 @@
         <w:pStyle w:val="SourceCode"/>
       </w:pPr>
       <w:r>
-        <w:t>// Remember, libmicrohttpd calls this function once for every request.</w:t>
-      </w:r>
-    </w:p>
-    <w:p>
-      <w:pPr>
-        <w:pStyle w:val="SourceCode"/>
-      </w:pPr>
-      <w:r>
-        <w:t>// url is the path only, already decoded: %3F in the request is ? here.</w:t>
+        <w:t>// Remember, libmicrohttpd calls this for each request; this server answers on</w:t>
+      </w:r>
+    </w:p>
+    <w:p>
+      <w:pPr>
+        <w:pStyle w:val="SourceCode"/>
+      </w:pPr>
+      <w:r>
+        <w:t>// its first call. url is the path only, decoded: %3F in the request is ?.</w:t>
       </w:r>
     </w:p>
     <w:p>
@@ -2569,7 +2573,7 @@
         <w:pStyle w:val="SourceCode"/>
       </w:pPr>
       <w:r>
-        <w:t xml:space="preserve">    // disappears when this function returns.</w:t>
+        <w:t xml:space="preserve">    // disappears when this function returns; the queue keeps its own hold.</w:t>
       </w:r>
     </w:p>
     <w:p>
@@ -4070,6 +4074,9 @@
       <w:pPr>
         <w:pStyle w:val="SourceCode"/>
       </w:pPr>
+      <w:r>
+        <w:t>// Remember, C joins strings written side by side: API_PREFIX "/contacts".</w:t>
+      </w:r>
     </w:p>
     <w:p>
       <w:pPr>
@@ -4323,15 +4330,15 @@
         <w:pStyle w:val="SourceCode"/>
       </w:pPr>
       <w:r>
-        <w:t>// the library keep its own copy of the text, so json_text may be gone by</w:t>
-      </w:r>
-    </w:p>
-    <w:p>
-      <w:pPr>
-        <w:pStyle w:val="SourceCode"/>
-      </w:pPr>
-      <w:r>
-        <w:t>// the time the answer is sent.</w:t>
+        <w:t>// the library keep its own copy of the text, so json_text may be gone before</w:t>
+      </w:r>
+    </w:p>
+    <w:p>
+      <w:pPr>
+        <w:pStyle w:val="SourceCode"/>
+      </w:pPr>
+      <w:r>
+        <w:t>// it is sent; the queue holds the response, so destroy only lets go of ours.</w:t>
       </w:r>
     </w:p>
     <w:p>
@@ -4897,7 +4904,7 @@
         <w:pStyle w:val="SourceCode"/>
       </w:pPr>
       <w:r>
-        <w:t>// sets aside memory for it (Volume 1, Chapter 10 teaches malloc and free),</w:t>
+        <w:t>// sets aside memory for it (Volume 1, Chapter 9 teaches malloc and free),</w:t>
       </w:r>
     </w:p>
     <w:p>
@@ -5115,15 +5122,15 @@
         <w:pStyle w:val="SourceCode"/>
       </w:pPr>
       <w:r>
-        <w:t>// Remember, libmicrohttpd calls this once for every request; url is the</w:t>
-      </w:r>
-    </w:p>
-    <w:p>
-      <w:pPr>
-        <w:pStyle w:val="SourceCode"/>
-      </w:pPr>
-      <w:r>
-        <w:t>// path alone, and request_state holds save_target's copy.</w:t>
+        <w:t>// Remember, libmicrohttpd calls this for each request; this server answers on</w:t>
+      </w:r>
+    </w:p>
+    <w:p>
+      <w:pPr>
+        <w:pStyle w:val="SourceCode"/>
+      </w:pPr>
+      <w:r>
+        <w:t>// its first call. request_state is save_target's copy, or NULL: then url.</w:t>
       </w:r>
     </w:p>
     <w:p>
@@ -5288,7 +5295,7 @@
         <w:pStyle w:val="SourceCode"/>
       </w:pPr>
       <w:r>
-        <w:t>// Read a whole small text file into contents. Returns 1 on success.</w:t>
+        <w:t>// Read a small text file whole; 1 on success. Remember, feof: end reached.</w:t>
       </w:r>
     </w:p>
     <w:p>
@@ -5612,15 +5619,15 @@
         <w:pStyle w:val="SourceCode"/>
       </w:pPr>
       <w:r>
-        <w:t xml:space="preserve">    // Remember, MHD_USE_TLS turns on HTTPS, and each connection gets its own</w:t>
-      </w:r>
-    </w:p>
-    <w:p>
-      <w:pPr>
-        <w:pStyle w:val="SourceCode"/>
-      </w:pPr>
-      <w:r>
-        <w:t xml:space="preserve">    // thread inside the library.</w:t>
+        <w:t xml:space="preserve">    // Remember, MHD_USE_TLS turns on HTTPS, and each connection gets a thread.</w:t>
+      </w:r>
+    </w:p>
+    <w:p>
+      <w:pPr>
+        <w:pStyle w:val="SourceCode"/>
+      </w:pPr>
+      <w:r>
+        <w:t xml:space="preserve">    // The last two options hand the library save_target and free_target.</w:t>
       </w:r>
     </w:p>
     <w:p>
@@ -8491,6 +8498,9 @@
       <w:pPr>
         <w:pStyle w:val="SourceCode"/>
       </w:pPr>
+      <w:r>
+        <w:t>// Remember, this define turns on cpp-httplib's HTTPS parts.</w:t>
+      </w:r>
     </w:p>
     <w:p>
       <w:pPr>
@@ -9539,6 +9549,9 @@
       <w:pPr>
         <w:pStyle w:val="SourceCode"/>
       </w:pPr>
+      <w:r>
+        <w:t>// Remember, this define turns on cpp-httplib's HTTPS parts.</w:t>
+      </w:r>
     </w:p>
     <w:p>
       <w:pPr>
@@ -25257,31 +25270,31 @@
       </w:rPr>
     </w:lvl>
   </w:abstractNum>
-  <w:num w:numId="1" w16cid:durableId="1391806170">
+  <w:num w:numId="1" w16cid:durableId="1451893847">
     <w:abstractNumId w:val="8"/>
   </w:num>
-  <w:num w:numId="2" w16cid:durableId="1125932680">
+  <w:num w:numId="2" w16cid:durableId="1029648624">
     <w:abstractNumId w:val="6"/>
   </w:num>
-  <w:num w:numId="3" w16cid:durableId="1093474668">
+  <w:num w:numId="3" w16cid:durableId="904756736">
     <w:abstractNumId w:val="5"/>
   </w:num>
-  <w:num w:numId="4" w16cid:durableId="166138352">
+  <w:num w:numId="4" w16cid:durableId="708338632">
     <w:abstractNumId w:val="4"/>
   </w:num>
-  <w:num w:numId="5" w16cid:durableId="1665158166">
+  <w:num w:numId="5" w16cid:durableId="618149382">
     <w:abstractNumId w:val="7"/>
   </w:num>
-  <w:num w:numId="6" w16cid:durableId="1677420881">
+  <w:num w:numId="6" w16cid:durableId="113449889">
     <w:abstractNumId w:val="3"/>
   </w:num>
-  <w:num w:numId="7" w16cid:durableId="1408183805">
+  <w:num w:numId="7" w16cid:durableId="803816710">
     <w:abstractNumId w:val="2"/>
   </w:num>
-  <w:num w:numId="8" w16cid:durableId="873925351">
+  <w:num w:numId="8" w16cid:durableId="2101560062">
     <w:abstractNumId w:val="1"/>
   </w:num>
-  <w:num w:numId="9" w16cid:durableId="400753838">
+  <w:num w:numId="9" w16cid:durableId="141700485">
     <w:abstractNumId w:val="0"/>
   </w:num>
 </w:numbering>

--- a/Volume 1/Chapter 06 - RESTful APIs/SPA_Vol1_Ch6_Lesson6_3_Resources_and_Endpoints.docx
+++ b/Volume 1/Chapter 06 - RESTful APIs/SPA_Vol1_Ch6_Lesson6_3_Resources_and_Endpoints.docx
@@ -1433,7 +1433,7 @@
         <w:keepNext/>
       </w:pPr>
       <w:r>
-        <w:t>$openssl = "C:\Program Files\Git\mingw64\bin\openssl.exe"</w:t>
+        <w:t>$openssl = "C:\Program Files\Git\ucrt64\bin\openssl.exe"</w:t>
       </w:r>
     </w:p>
     <w:p>
@@ -25270,31 +25270,31 @@
       </w:rPr>
     </w:lvl>
   </w:abstractNum>
-  <w:num w:numId="1" w16cid:durableId="1451893847">
+  <w:num w:numId="1" w16cid:durableId="1475413002">
     <w:abstractNumId w:val="8"/>
   </w:num>
-  <w:num w:numId="2" w16cid:durableId="1029648624">
+  <w:num w:numId="2" w16cid:durableId="1245336278">
     <w:abstractNumId w:val="6"/>
   </w:num>
-  <w:num w:numId="3" w16cid:durableId="904756736">
+  <w:num w:numId="3" w16cid:durableId="1240797772">
     <w:abstractNumId w:val="5"/>
   </w:num>
-  <w:num w:numId="4" w16cid:durableId="708338632">
+  <w:num w:numId="4" w16cid:durableId="934478343">
     <w:abstractNumId w:val="4"/>
   </w:num>
-  <w:num w:numId="5" w16cid:durableId="618149382">
+  <w:num w:numId="5" w16cid:durableId="765661435">
     <w:abstractNumId w:val="7"/>
   </w:num>
-  <w:num w:numId="6" w16cid:durableId="113449889">
+  <w:num w:numId="6" w16cid:durableId="1512259407">
     <w:abstractNumId w:val="3"/>
   </w:num>
-  <w:num w:numId="7" w16cid:durableId="803816710">
+  <w:num w:numId="7" w16cid:durableId="759253467">
     <w:abstractNumId w:val="2"/>
   </w:num>
-  <w:num w:numId="8" w16cid:durableId="2101560062">
+  <w:num w:numId="8" w16cid:durableId="317614092">
     <w:abstractNumId w:val="1"/>
   </w:num>
-  <w:num w:numId="9" w16cid:durableId="141700485">
+  <w:num w:numId="9" w16cid:durableId="1132601093">
     <w:abstractNumId w:val="0"/>
   </w:num>
 </w:numbering>
